--- a/Formato-Portada-ESPECIALIDAD_ASC.docx
+++ b/Formato-Portada-ESPECIALIDAD_ASC.docx
@@ -758,1161 +758,6 @@
         </w:rPr>
         <w:t>CIUDAD DE MÉXICO, MAYO 2026</w:t>
       </w:r>
-    </w:p>
-    <w:p>
-      <w:pPr>
-        <w:spacing w:after="0" w:line="240" w:lineRule="auto"/>
-        <w:ind w:left="2268"/>
-        <w:rPr>
-          <w:rFonts w:cstheme="minorHAnsi"/>
-          <w:sz w:val="24"/>
-          <w:szCs w:val="24"/>
-        </w:rPr>
-      </w:pPr>
-    </w:p>
-    <w:p>
-      <w:pPr>
-        <w:spacing w:after="0" w:line="240" w:lineRule="auto"/>
-        <w:ind w:left="567"/>
-        <w:rPr>
-          <w:rFonts w:cstheme="minorHAnsi"/>
-          <w:b/>
-          <w:bCs/>
-          <w:sz w:val="24"/>
-          <w:szCs w:val="24"/>
-        </w:rPr>
-      </w:pPr>
-      <w:r>
-        <w:rPr>
-          <w:rFonts w:cstheme="minorHAnsi"/>
-          <w:b/>
-          <w:bCs/>
-          <w:sz w:val="24"/>
-          <w:szCs w:val="24"/>
-        </w:rPr>
-        <w:t>AGRADECIMIENTOS</w:t>
-      </w:r>
-    </w:p>
-    <w:p>
-      <w:pPr>
-        <w:spacing w:after="0" w:line="240" w:lineRule="auto"/>
-        <w:ind w:left="567"/>
-        <w:rPr>
-          <w:rFonts w:cstheme="minorHAnsi"/>
-          <w:b/>
-          <w:bCs/>
-          <w:sz w:val="24"/>
-          <w:szCs w:val="24"/>
-        </w:rPr>
-      </w:pPr>
-    </w:p>
-    <w:p>
-      <w:pPr>
-        <w:spacing w:after="0" w:line="240" w:lineRule="auto"/>
-        <w:ind w:left="567"/>
-        <w:rPr>
-          <w:rFonts w:cstheme="minorHAnsi"/>
-          <w:sz w:val="24"/>
-          <w:szCs w:val="24"/>
-        </w:rPr>
-      </w:pPr>
-      <w:r>
-        <w:rPr>
-          <w:rFonts w:cstheme="minorHAnsi"/>
-          <w:sz w:val="24"/>
-          <w:szCs w:val="24"/>
-        </w:rPr>
-        <w:t>A mi Asesora de Tesina que fue paciente conmigo</w:t>
-      </w:r>
-    </w:p>
-    <w:p>
-      <w:pPr>
-        <w:spacing w:after="0" w:line="240" w:lineRule="auto"/>
-        <w:ind w:left="567"/>
-        <w:rPr>
-          <w:rFonts w:cstheme="minorHAnsi"/>
-          <w:b/>
-          <w:bCs/>
-          <w:sz w:val="24"/>
-          <w:szCs w:val="24"/>
-        </w:rPr>
-      </w:pPr>
-    </w:p>
-    <w:p>
-      <w:pPr>
-        <w:spacing w:after="0" w:line="240" w:lineRule="auto"/>
-        <w:ind w:left="567"/>
-        <w:rPr>
-          <w:rFonts w:cstheme="minorHAnsi"/>
-          <w:sz w:val="24"/>
-          <w:szCs w:val="24"/>
-        </w:rPr>
-      </w:pPr>
-      <w:r>
-        <w:rPr>
-          <w:rFonts w:cstheme="minorHAnsi"/>
-          <w:sz w:val="24"/>
-          <w:szCs w:val="24"/>
-        </w:rPr>
-        <w:t xml:space="preserve">A </w:t>
-      </w:r>
-      <w:r>
-        <w:rPr>
-          <w:rFonts w:cstheme="minorHAnsi"/>
-          <w:sz w:val="24"/>
-          <w:szCs w:val="24"/>
-        </w:rPr>
-        <w:t>los lectores que me apoyaron con este trabajo:</w:t>
-      </w:r>
-    </w:p>
-    <w:p>
-      <w:pPr>
-        <w:spacing w:after="0" w:line="240" w:lineRule="auto"/>
-        <w:ind w:left="567"/>
-        <w:rPr>
-          <w:rFonts w:cstheme="minorHAnsi"/>
-          <w:sz w:val="24"/>
-          <w:szCs w:val="24"/>
-        </w:rPr>
-      </w:pPr>
-    </w:p>
-    <w:p>
-      <w:pPr>
-        <w:spacing w:after="0" w:line="240" w:lineRule="auto"/>
-        <w:ind w:left="567"/>
-        <w:rPr>
-          <w:rFonts w:cstheme="minorHAnsi"/>
-          <w:sz w:val="24"/>
-          <w:szCs w:val="24"/>
-        </w:rPr>
-      </w:pPr>
-      <w:r>
-        <w:rPr>
-          <w:rFonts w:cstheme="minorHAnsi"/>
-          <w:sz w:val="24"/>
-          <w:szCs w:val="24"/>
-        </w:rPr>
-        <w:t>Dra. Claudia Ivonne Juárez Gallegos</w:t>
-      </w:r>
-    </w:p>
-    <w:p>
-      <w:pPr>
-        <w:spacing w:after="0" w:line="240" w:lineRule="auto"/>
-        <w:ind w:left="567"/>
-        <w:rPr>
-          <w:rFonts w:cstheme="minorHAnsi"/>
-          <w:sz w:val="24"/>
-          <w:szCs w:val="24"/>
-        </w:rPr>
-      </w:pPr>
-      <w:r>
-        <w:rPr>
-          <w:rFonts w:cstheme="minorHAnsi"/>
-          <w:sz w:val="24"/>
-          <w:szCs w:val="24"/>
-        </w:rPr>
-        <w:t xml:space="preserve">Matro. </w:t>
-      </w:r>
-      <w:r>
-        <w:rPr>
-          <w:rFonts w:cstheme="minorHAnsi"/>
-          <w:sz w:val="24"/>
-          <w:szCs w:val="24"/>
-        </w:rPr>
-        <w:t>José Florencio Chávez</w:t>
-      </w:r>
-    </w:p>
-    <w:p>
-      <w:pPr>
-        <w:spacing w:after="0" w:line="240" w:lineRule="auto"/>
-        <w:ind w:left="567"/>
-        <w:rPr>
-          <w:rFonts w:cstheme="minorHAnsi"/>
-          <w:sz w:val="24"/>
-          <w:szCs w:val="24"/>
-        </w:rPr>
-      </w:pPr>
-      <w:r>
-        <w:rPr>
-          <w:rFonts w:cstheme="minorHAnsi"/>
-          <w:sz w:val="24"/>
-          <w:szCs w:val="24"/>
-        </w:rPr>
-        <w:t xml:space="preserve">Mtra. </w:t>
-      </w:r>
-      <w:r>
-        <w:rPr>
-          <w:rFonts w:cstheme="minorHAnsi"/>
-          <w:sz w:val="24"/>
-          <w:szCs w:val="24"/>
-        </w:rPr>
-        <w:t>L</w:t>
-      </w:r>
-      <w:r>
-        <w:rPr>
-          <w:rFonts w:cstheme="minorHAnsi"/>
-          <w:sz w:val="24"/>
-          <w:szCs w:val="24"/>
-        </w:rPr>
-        <w:t xml:space="preserve">eticia </w:t>
-      </w:r>
-      <w:r>
-        <w:rPr>
-          <w:rFonts w:cstheme="minorHAnsi"/>
-          <w:sz w:val="24"/>
-          <w:szCs w:val="24"/>
-        </w:rPr>
-        <w:t>G</w:t>
-      </w:r>
-      <w:r>
-        <w:rPr>
-          <w:rFonts w:cstheme="minorHAnsi"/>
-          <w:sz w:val="24"/>
-          <w:szCs w:val="24"/>
-        </w:rPr>
-        <w:t>racia</w:t>
-      </w:r>
-      <w:r>
-        <w:rPr>
-          <w:rFonts w:cstheme="minorHAnsi"/>
-          <w:sz w:val="24"/>
-          <w:szCs w:val="24"/>
-        </w:rPr>
-        <w:t>-M</w:t>
-      </w:r>
-      <w:r>
-        <w:rPr>
-          <w:rFonts w:cstheme="minorHAnsi"/>
-          <w:sz w:val="24"/>
-          <w:szCs w:val="24"/>
-        </w:rPr>
-        <w:t xml:space="preserve">edrano </w:t>
-      </w:r>
-      <w:r>
-        <w:rPr>
-          <w:rFonts w:cstheme="minorHAnsi"/>
-          <w:sz w:val="24"/>
-          <w:szCs w:val="24"/>
-        </w:rPr>
-        <w:t>V</w:t>
-      </w:r>
-      <w:r>
-        <w:rPr>
-          <w:rFonts w:cstheme="minorHAnsi"/>
-          <w:sz w:val="24"/>
-          <w:szCs w:val="24"/>
-        </w:rPr>
-        <w:t>aldelamar</w:t>
-      </w:r>
-    </w:p>
-    <w:p>
-      <w:pPr>
-        <w:spacing w:after="0" w:line="240" w:lineRule="auto"/>
-        <w:ind w:left="567"/>
-        <w:rPr>
-          <w:rFonts w:cstheme="minorHAnsi"/>
-          <w:sz w:val="24"/>
-          <w:szCs w:val="24"/>
-        </w:rPr>
-      </w:pPr>
-      <w:r>
-        <w:rPr>
-          <w:rFonts w:cstheme="minorHAnsi"/>
-          <w:sz w:val="24"/>
-          <w:szCs w:val="24"/>
-        </w:rPr>
-        <w:t xml:space="preserve">Mtra. </w:t>
-      </w:r>
-      <w:r>
-        <w:rPr>
-          <w:rFonts w:cstheme="minorHAnsi"/>
-          <w:sz w:val="24"/>
-          <w:szCs w:val="24"/>
-        </w:rPr>
-        <w:t>Patricia Isabel Romero Mares</w:t>
-      </w:r>
-    </w:p>
-    <w:p>
-      <w:pPr>
-        <w:spacing w:after="0" w:line="240" w:lineRule="auto"/>
-        <w:ind w:left="567"/>
-        <w:rPr>
-          <w:rFonts w:cstheme="minorHAnsi"/>
-          <w:sz w:val="24"/>
-          <w:szCs w:val="24"/>
-        </w:rPr>
-      </w:pPr>
-      <w:r>
-        <w:rPr>
-          <w:rFonts w:cstheme="minorHAnsi"/>
-          <w:sz w:val="24"/>
-          <w:szCs w:val="24"/>
-        </w:rPr>
-        <w:t>Dra. Silvia Ruiz Velasco Acosta</w:t>
-      </w:r>
-    </w:p>
-    <w:p>
-      <w:pPr>
-        <w:spacing w:after="0" w:line="240" w:lineRule="auto"/>
-        <w:ind w:left="567"/>
-        <w:rPr>
-          <w:rFonts w:cstheme="minorHAnsi"/>
-          <w:sz w:val="24"/>
-          <w:szCs w:val="24"/>
-        </w:rPr>
-      </w:pPr>
-    </w:p>
-    <w:p>
-      <w:pPr>
-        <w:spacing w:after="0" w:line="240" w:lineRule="auto"/>
-        <w:ind w:left="567"/>
-        <w:rPr>
-          <w:rFonts w:cstheme="minorHAnsi"/>
-          <w:sz w:val="24"/>
-          <w:szCs w:val="24"/>
-        </w:rPr>
-      </w:pPr>
-      <w:r>
-        <w:rPr>
-          <w:rFonts w:cstheme="minorHAnsi"/>
-          <w:sz w:val="24"/>
-          <w:szCs w:val="24"/>
-        </w:rPr>
-        <w:t xml:space="preserve">A mi esposa Lizeth </w:t>
-      </w:r>
-      <w:proofErr w:type="spellStart"/>
-      <w:r>
-        <w:rPr>
-          <w:rFonts w:cstheme="minorHAnsi"/>
-          <w:sz w:val="24"/>
-          <w:szCs w:val="24"/>
-        </w:rPr>
-        <w:t>Roman</w:t>
-      </w:r>
-      <w:proofErr w:type="spellEnd"/>
-      <w:r>
-        <w:rPr>
-          <w:rFonts w:cstheme="minorHAnsi"/>
-          <w:sz w:val="24"/>
-          <w:szCs w:val="24"/>
-        </w:rPr>
-        <w:t xml:space="preserve"> por toda su paciencia y ser un gran apoyo.</w:t>
-      </w:r>
-    </w:p>
-    <w:p>
-      <w:pPr>
-        <w:spacing w:after="0" w:line="240" w:lineRule="auto"/>
-        <w:ind w:left="567"/>
-        <w:rPr>
-          <w:rFonts w:cstheme="minorHAnsi"/>
-          <w:sz w:val="24"/>
-          <w:szCs w:val="24"/>
-        </w:rPr>
-      </w:pPr>
-    </w:p>
-    <w:p>
-      <w:pPr>
-        <w:spacing w:after="0" w:line="240" w:lineRule="auto"/>
-        <w:ind w:left="567"/>
-        <w:rPr>
-          <w:rFonts w:cstheme="minorHAnsi"/>
-          <w:sz w:val="24"/>
-          <w:szCs w:val="24"/>
-        </w:rPr>
-      </w:pPr>
-    </w:p>
-    <w:p>
-      <w:pPr>
-        <w:spacing w:after="0" w:line="240" w:lineRule="auto"/>
-        <w:ind w:left="567"/>
-        <w:rPr>
-          <w:rFonts w:cstheme="minorHAnsi"/>
-          <w:sz w:val="24"/>
-          <w:szCs w:val="24"/>
-        </w:rPr>
-      </w:pPr>
-    </w:p>
-    <w:p>
-      <w:pPr>
-        <w:spacing w:after="0" w:line="240" w:lineRule="auto"/>
-        <w:ind w:left="567"/>
-        <w:rPr>
-          <w:rFonts w:cstheme="minorHAnsi"/>
-          <w:sz w:val="24"/>
-          <w:szCs w:val="24"/>
-        </w:rPr>
-      </w:pPr>
-    </w:p>
-    <w:p>
-      <w:pPr>
-        <w:spacing w:after="0" w:line="240" w:lineRule="auto"/>
-        <w:ind w:left="567"/>
-        <w:rPr>
-          <w:rFonts w:cstheme="minorHAnsi"/>
-          <w:sz w:val="24"/>
-          <w:szCs w:val="24"/>
-        </w:rPr>
-      </w:pPr>
-    </w:p>
-    <w:p>
-      <w:pPr>
-        <w:spacing w:after="0" w:line="240" w:lineRule="auto"/>
-        <w:ind w:left="567"/>
-        <w:rPr>
-          <w:rFonts w:cstheme="minorHAnsi"/>
-          <w:sz w:val="24"/>
-          <w:szCs w:val="24"/>
-        </w:rPr>
-      </w:pPr>
-    </w:p>
-    <w:p>
-      <w:pPr>
-        <w:spacing w:after="0" w:line="240" w:lineRule="auto"/>
-        <w:ind w:left="567"/>
-        <w:rPr>
-          <w:rFonts w:cstheme="minorHAnsi"/>
-          <w:sz w:val="24"/>
-          <w:szCs w:val="24"/>
-        </w:rPr>
-      </w:pPr>
-    </w:p>
-    <w:p>
-      <w:pPr>
-        <w:spacing w:after="0" w:line="240" w:lineRule="auto"/>
-        <w:ind w:left="567"/>
-        <w:rPr>
-          <w:rFonts w:cstheme="minorHAnsi"/>
-          <w:sz w:val="24"/>
-          <w:szCs w:val="24"/>
-        </w:rPr>
-      </w:pPr>
-    </w:p>
-    <w:p>
-      <w:pPr>
-        <w:spacing w:after="0" w:line="240" w:lineRule="auto"/>
-        <w:ind w:left="567"/>
-        <w:rPr>
-          <w:rFonts w:cstheme="minorHAnsi"/>
-          <w:sz w:val="24"/>
-          <w:szCs w:val="24"/>
-        </w:rPr>
-      </w:pPr>
-    </w:p>
-    <w:p>
-      <w:pPr>
-        <w:spacing w:after="0" w:line="240" w:lineRule="auto"/>
-        <w:ind w:left="567"/>
-        <w:rPr>
-          <w:rFonts w:cstheme="minorHAnsi"/>
-          <w:sz w:val="24"/>
-          <w:szCs w:val="24"/>
-        </w:rPr>
-      </w:pPr>
-    </w:p>
-    <w:p>
-      <w:pPr>
-        <w:spacing w:after="0" w:line="240" w:lineRule="auto"/>
-        <w:ind w:left="567"/>
-        <w:rPr>
-          <w:rFonts w:cstheme="minorHAnsi"/>
-          <w:sz w:val="24"/>
-          <w:szCs w:val="24"/>
-        </w:rPr>
-      </w:pPr>
-    </w:p>
-    <w:p>
-      <w:pPr>
-        <w:spacing w:after="0" w:line="240" w:lineRule="auto"/>
-        <w:ind w:left="567"/>
-        <w:rPr>
-          <w:rFonts w:cstheme="minorHAnsi"/>
-          <w:sz w:val="24"/>
-          <w:szCs w:val="24"/>
-        </w:rPr>
-      </w:pPr>
-    </w:p>
-    <w:p>
-      <w:pPr>
-        <w:spacing w:after="0" w:line="240" w:lineRule="auto"/>
-        <w:ind w:left="567"/>
-        <w:rPr>
-          <w:rFonts w:cstheme="minorHAnsi"/>
-          <w:sz w:val="24"/>
-          <w:szCs w:val="24"/>
-        </w:rPr>
-      </w:pPr>
-    </w:p>
-    <w:p>
-      <w:pPr>
-        <w:spacing w:after="0" w:line="240" w:lineRule="auto"/>
-        <w:ind w:left="567"/>
-        <w:rPr>
-          <w:rFonts w:cstheme="minorHAnsi"/>
-          <w:sz w:val="24"/>
-          <w:szCs w:val="24"/>
-        </w:rPr>
-      </w:pPr>
-    </w:p>
-    <w:p>
-      <w:pPr>
-        <w:spacing w:after="0" w:line="240" w:lineRule="auto"/>
-        <w:ind w:left="567"/>
-        <w:rPr>
-          <w:rFonts w:cstheme="minorHAnsi"/>
-          <w:sz w:val="24"/>
-          <w:szCs w:val="24"/>
-        </w:rPr>
-      </w:pPr>
-    </w:p>
-    <w:p>
-      <w:pPr>
-        <w:spacing w:after="0" w:line="240" w:lineRule="auto"/>
-        <w:ind w:left="567"/>
-        <w:rPr>
-          <w:rFonts w:cstheme="minorHAnsi"/>
-          <w:sz w:val="24"/>
-          <w:szCs w:val="24"/>
-        </w:rPr>
-      </w:pPr>
-    </w:p>
-    <w:p>
-      <w:pPr>
-        <w:spacing w:after="0" w:line="240" w:lineRule="auto"/>
-        <w:ind w:left="567"/>
-        <w:rPr>
-          <w:rFonts w:cstheme="minorHAnsi"/>
-          <w:sz w:val="24"/>
-          <w:szCs w:val="24"/>
-        </w:rPr>
-      </w:pPr>
-    </w:p>
-    <w:p>
-      <w:pPr>
-        <w:spacing w:after="0" w:line="240" w:lineRule="auto"/>
-        <w:ind w:left="567"/>
-        <w:rPr>
-          <w:rFonts w:cstheme="minorHAnsi"/>
-          <w:sz w:val="24"/>
-          <w:szCs w:val="24"/>
-        </w:rPr>
-      </w:pPr>
-    </w:p>
-    <w:p>
-      <w:pPr>
-        <w:spacing w:after="0" w:line="240" w:lineRule="auto"/>
-        <w:ind w:left="567"/>
-        <w:rPr>
-          <w:rFonts w:cstheme="minorHAnsi"/>
-          <w:sz w:val="24"/>
-          <w:szCs w:val="24"/>
-        </w:rPr>
-      </w:pPr>
-    </w:p>
-    <w:p>
-      <w:pPr>
-        <w:spacing w:after="0" w:line="240" w:lineRule="auto"/>
-        <w:ind w:left="567"/>
-        <w:rPr>
-          <w:rFonts w:cstheme="minorHAnsi"/>
-          <w:sz w:val="24"/>
-          <w:szCs w:val="24"/>
-        </w:rPr>
-      </w:pPr>
-    </w:p>
-    <w:p>
-      <w:pPr>
-        <w:spacing w:after="0" w:line="240" w:lineRule="auto"/>
-        <w:ind w:left="567"/>
-        <w:rPr>
-          <w:rFonts w:cstheme="minorHAnsi"/>
-          <w:sz w:val="24"/>
-          <w:szCs w:val="24"/>
-        </w:rPr>
-      </w:pPr>
-    </w:p>
-    <w:p>
-      <w:pPr>
-        <w:spacing w:after="0" w:line="240" w:lineRule="auto"/>
-        <w:ind w:left="567"/>
-        <w:rPr>
-          <w:rFonts w:cstheme="minorHAnsi"/>
-          <w:sz w:val="24"/>
-          <w:szCs w:val="24"/>
-        </w:rPr>
-      </w:pPr>
-    </w:p>
-    <w:p>
-      <w:pPr>
-        <w:spacing w:after="0" w:line="240" w:lineRule="auto"/>
-        <w:ind w:left="567"/>
-        <w:rPr>
-          <w:rFonts w:cstheme="minorHAnsi"/>
-          <w:sz w:val="24"/>
-          <w:szCs w:val="24"/>
-        </w:rPr>
-      </w:pPr>
-    </w:p>
-    <w:p>
-      <w:pPr>
-        <w:spacing w:after="0" w:line="240" w:lineRule="auto"/>
-        <w:ind w:left="567"/>
-        <w:rPr>
-          <w:rFonts w:cstheme="minorHAnsi"/>
-          <w:sz w:val="24"/>
-          <w:szCs w:val="24"/>
-        </w:rPr>
-      </w:pPr>
-    </w:p>
-    <w:p>
-      <w:pPr>
-        <w:spacing w:after="0" w:line="240" w:lineRule="auto"/>
-        <w:ind w:left="567"/>
-        <w:rPr>
-          <w:rFonts w:cstheme="minorHAnsi"/>
-          <w:sz w:val="24"/>
-          <w:szCs w:val="24"/>
-        </w:rPr>
-      </w:pPr>
-    </w:p>
-    <w:p>
-      <w:pPr>
-        <w:spacing w:after="0" w:line="240" w:lineRule="auto"/>
-        <w:ind w:left="567"/>
-        <w:rPr>
-          <w:rFonts w:cstheme="minorHAnsi"/>
-          <w:sz w:val="24"/>
-          <w:szCs w:val="24"/>
-        </w:rPr>
-      </w:pPr>
-    </w:p>
-    <w:p>
-      <w:pPr>
-        <w:spacing w:after="0" w:line="240" w:lineRule="auto"/>
-        <w:ind w:left="567"/>
-        <w:rPr>
-          <w:rFonts w:cstheme="minorHAnsi"/>
-          <w:sz w:val="24"/>
-          <w:szCs w:val="24"/>
-        </w:rPr>
-      </w:pPr>
-    </w:p>
-    <w:p>
-      <w:pPr>
-        <w:spacing w:after="0" w:line="240" w:lineRule="auto"/>
-        <w:ind w:left="567"/>
-        <w:rPr>
-          <w:rFonts w:cstheme="minorHAnsi"/>
-          <w:sz w:val="24"/>
-          <w:szCs w:val="24"/>
-        </w:rPr>
-      </w:pPr>
-    </w:p>
-    <w:p>
-      <w:pPr>
-        <w:spacing w:after="0" w:line="240" w:lineRule="auto"/>
-        <w:ind w:left="567"/>
-        <w:rPr>
-          <w:rFonts w:cstheme="minorHAnsi"/>
-          <w:sz w:val="24"/>
-          <w:szCs w:val="24"/>
-        </w:rPr>
-      </w:pPr>
-    </w:p>
-    <w:p>
-      <w:pPr>
-        <w:spacing w:after="0" w:line="240" w:lineRule="auto"/>
-        <w:ind w:left="567"/>
-        <w:rPr>
-          <w:rFonts w:cstheme="minorHAnsi"/>
-          <w:sz w:val="24"/>
-          <w:szCs w:val="24"/>
-        </w:rPr>
-      </w:pPr>
-    </w:p>
-    <w:p>
-      <w:pPr>
-        <w:spacing w:after="0" w:line="240" w:lineRule="auto"/>
-        <w:ind w:left="567"/>
-        <w:rPr>
-          <w:rFonts w:cstheme="minorHAnsi"/>
-          <w:sz w:val="24"/>
-          <w:szCs w:val="24"/>
-        </w:rPr>
-      </w:pPr>
-    </w:p>
-    <w:p>
-      <w:pPr>
-        <w:spacing w:after="0" w:line="240" w:lineRule="auto"/>
-        <w:ind w:left="567"/>
-        <w:rPr>
-          <w:rFonts w:cstheme="minorHAnsi"/>
-          <w:sz w:val="24"/>
-          <w:szCs w:val="24"/>
-        </w:rPr>
-      </w:pPr>
-    </w:p>
-    <w:p>
-      <w:pPr>
-        <w:spacing w:after="0" w:line="240" w:lineRule="auto"/>
-        <w:ind w:left="567"/>
-        <w:rPr>
-          <w:rFonts w:cstheme="minorHAnsi"/>
-          <w:sz w:val="24"/>
-          <w:szCs w:val="24"/>
-        </w:rPr>
-      </w:pPr>
-    </w:p>
-    <w:p>
-      <w:pPr>
-        <w:spacing w:after="0" w:line="240" w:lineRule="auto"/>
-        <w:ind w:left="567"/>
-        <w:rPr>
-          <w:rFonts w:cstheme="minorHAnsi"/>
-          <w:sz w:val="24"/>
-          <w:szCs w:val="24"/>
-        </w:rPr>
-      </w:pPr>
-    </w:p>
-    <w:p>
-      <w:pPr>
-        <w:spacing w:after="0" w:line="240" w:lineRule="auto"/>
-        <w:ind w:left="567"/>
-        <w:rPr>
-          <w:rFonts w:cstheme="minorHAnsi"/>
-          <w:sz w:val="24"/>
-          <w:szCs w:val="24"/>
-        </w:rPr>
-      </w:pPr>
-    </w:p>
-    <w:p>
-      <w:pPr>
-        <w:spacing w:after="0" w:line="240" w:lineRule="auto"/>
-        <w:ind w:left="567"/>
-        <w:rPr>
-          <w:rFonts w:cstheme="minorHAnsi"/>
-          <w:b/>
-          <w:bCs/>
-          <w:sz w:val="24"/>
-          <w:szCs w:val="24"/>
-        </w:rPr>
-      </w:pPr>
-    </w:p>
-    <w:p>
-      <w:pPr>
-        <w:spacing w:after="0" w:line="240" w:lineRule="auto"/>
-        <w:ind w:left="567"/>
-        <w:rPr>
-          <w:rFonts w:cstheme="minorHAnsi"/>
-          <w:b/>
-          <w:bCs/>
-          <w:sz w:val="24"/>
-          <w:szCs w:val="24"/>
-        </w:rPr>
-      </w:pPr>
-    </w:p>
-    <w:p>
-      <w:pPr>
-        <w:spacing w:after="0" w:line="240" w:lineRule="auto"/>
-        <w:ind w:left="567"/>
-        <w:rPr>
-          <w:rFonts w:cstheme="minorHAnsi"/>
-          <w:b/>
-          <w:bCs/>
-          <w:sz w:val="24"/>
-          <w:szCs w:val="24"/>
-        </w:rPr>
-      </w:pPr>
-    </w:p>
-    <w:p>
-      <w:pPr>
-        <w:spacing w:after="0" w:line="240" w:lineRule="auto"/>
-        <w:ind w:left="567"/>
-        <w:rPr>
-          <w:rFonts w:cstheme="minorHAnsi"/>
-          <w:b/>
-          <w:bCs/>
-          <w:sz w:val="24"/>
-          <w:szCs w:val="24"/>
-        </w:rPr>
-      </w:pPr>
-      <w:r>
-        <w:rPr>
-          <w:rFonts w:cstheme="minorHAnsi"/>
-          <w:b/>
-          <w:bCs/>
-          <w:sz w:val="24"/>
-          <w:szCs w:val="24"/>
-        </w:rPr>
-        <w:t>R</w:t>
-      </w:r>
-      <w:r>
-        <w:rPr>
-          <w:rFonts w:cstheme="minorHAnsi"/>
-          <w:b/>
-          <w:bCs/>
-          <w:sz w:val="24"/>
-          <w:szCs w:val="24"/>
-        </w:rPr>
-        <w:t>ESUMEN</w:t>
-      </w:r>
-    </w:p>
-    <w:p>
-      <w:pPr>
-        <w:spacing w:after="0" w:line="240" w:lineRule="auto"/>
-        <w:ind w:left="567"/>
-        <w:rPr>
-          <w:rFonts w:cstheme="minorHAnsi"/>
-          <w:b/>
-          <w:bCs/>
-          <w:sz w:val="24"/>
-          <w:szCs w:val="24"/>
-        </w:rPr>
-      </w:pPr>
-    </w:p>
-    <w:p>
-      <w:pPr>
-        <w:spacing w:after="0" w:line="240" w:lineRule="auto"/>
-        <w:ind w:left="567"/>
-        <w:jc w:val="both"/>
-        <w:rPr>
-          <w:kern w:val="2"/>
-          <w:lang w:eastAsia="es-MX"/>
-          <w14:ligatures w14:val="standardContextual"/>
-        </w:rPr>
-      </w:pPr>
-      <w:r>
-        <w:rPr>
-          <w:sz w:val="24"/>
-          <w:szCs w:val="24"/>
-        </w:rPr>
-        <w:t xml:space="preserve">En la última década, diversas técnicas de </w:t>
-      </w:r>
-      <w:r>
-        <w:rPr>
-          <w:i/>
-          <w:iCs/>
-          <w:sz w:val="24"/>
-          <w:szCs w:val="24"/>
-        </w:rPr>
-        <w:t>M</w:t>
-      </w:r>
-      <w:r>
-        <w:rPr>
-          <w:i/>
-          <w:iCs/>
-          <w:sz w:val="24"/>
-          <w:szCs w:val="24"/>
-        </w:rPr>
-        <w:t xml:space="preserve">achine </w:t>
-      </w:r>
-      <w:r>
-        <w:rPr>
-          <w:i/>
-          <w:iCs/>
-          <w:sz w:val="24"/>
-          <w:szCs w:val="24"/>
-        </w:rPr>
-        <w:t>L</w:t>
-      </w:r>
-      <w:r>
-        <w:rPr>
-          <w:i/>
-          <w:iCs/>
-          <w:sz w:val="24"/>
-          <w:szCs w:val="24"/>
-        </w:rPr>
-        <w:t>earning</w:t>
-      </w:r>
-      <w:r>
-        <w:rPr>
-          <w:sz w:val="24"/>
-          <w:szCs w:val="24"/>
-        </w:rPr>
-        <w:t xml:space="preserve"> han ganado popularidad en el área </w:t>
-      </w:r>
-      <w:r>
-        <w:rPr>
-          <w:sz w:val="24"/>
-          <w:szCs w:val="24"/>
-        </w:rPr>
-        <w:t>A</w:t>
-      </w:r>
-      <w:r>
-        <w:rPr>
-          <w:sz w:val="24"/>
-          <w:szCs w:val="24"/>
-        </w:rPr>
-        <w:t>ctuarial. Su adopción ha ampliado el alcance de los análisis tradicionales, al permitir abordar problemas como la predicción del precio de un seguro ofrecido por la competencia, con el fin de identificar oportunidades de optimización de tarifas y apoyar la toma de decisiones.</w:t>
-      </w:r>
-    </w:p>
-    <w:p>
-      <w:pPr>
-        <w:spacing w:after="0" w:line="240" w:lineRule="auto"/>
-        <w:ind w:left="567"/>
-        <w:jc w:val="both"/>
-        <w:rPr>
-          <w:kern w:val="2"/>
-          <w:lang w:eastAsia="es-MX"/>
-          <w14:ligatures w14:val="standardContextual"/>
-        </w:rPr>
-      </w:pPr>
-      <w:r>
-        <w:rPr>
-          <w:sz w:val="24"/>
-          <w:szCs w:val="24"/>
-        </w:rPr>
-        <w:t>En este trabajo se compara el desempeño de técnicas tradicionales (Modelo Lineal y Modelo Lineal Generalizado)</w:t>
-      </w:r>
-      <w:r>
-        <w:rPr>
-          <w:sz w:val="24"/>
-          <w:szCs w:val="24"/>
-        </w:rPr>
-        <w:t xml:space="preserve"> con la técnica de </w:t>
-      </w:r>
-      <w:proofErr w:type="spellStart"/>
-      <w:r>
-        <w:rPr>
-          <w:i/>
-          <w:iCs/>
-          <w:sz w:val="24"/>
-          <w:szCs w:val="24"/>
-        </w:rPr>
-        <w:t>XGradient</w:t>
-      </w:r>
-      <w:proofErr w:type="spellEnd"/>
-      <w:r>
-        <w:rPr>
-          <w:i/>
-          <w:iCs/>
-          <w:sz w:val="24"/>
-          <w:szCs w:val="24"/>
-        </w:rPr>
-        <w:t xml:space="preserve"> Boosting</w:t>
-      </w:r>
-      <w:r>
-        <w:rPr>
-          <w:sz w:val="24"/>
-          <w:szCs w:val="24"/>
-        </w:rPr>
-        <w:t xml:space="preserve"> </w:t>
-      </w:r>
-      <w:r>
-        <w:rPr>
-          <w:sz w:val="24"/>
-          <w:szCs w:val="24"/>
-        </w:rPr>
-        <w:t xml:space="preserve">(un modelo de </w:t>
-      </w:r>
-      <w:r>
-        <w:rPr>
-          <w:i/>
-          <w:iCs/>
-          <w:sz w:val="24"/>
-          <w:szCs w:val="24"/>
-        </w:rPr>
-        <w:t>Machine Learning</w:t>
-      </w:r>
-      <w:r>
-        <w:rPr>
-          <w:sz w:val="24"/>
-          <w:szCs w:val="24"/>
-        </w:rPr>
-        <w:t xml:space="preserve">) </w:t>
-      </w:r>
-      <w:r>
-        <w:rPr>
-          <w:sz w:val="24"/>
-          <w:szCs w:val="24"/>
-        </w:rPr>
-        <w:t>para predecir el precio de un seguro con cobertura amplia. En particular, se incluye:</w:t>
-      </w:r>
-    </w:p>
-    <w:p>
-      <w:pPr>
-        <w:pStyle w:val="ListParagraph"/>
-        <w:numPr>
-          <w:ilvl w:val="0"/>
-          <w:numId w:val="1"/>
-        </w:numPr>
-        <w:rPr>
-          <w:kern w:val="2"/>
-          <w:sz w:val="24"/>
-          <w:szCs w:val="24"/>
-          <w:lang w:eastAsia="es-MX"/>
-          <w14:ligatures w14:val="standardContextual"/>
-        </w:rPr>
-      </w:pPr>
-      <w:r>
-        <w:rPr>
-          <w:kern w:val="2"/>
-          <w:sz w:val="24"/>
-          <w:szCs w:val="24"/>
-          <w:lang w:eastAsia="es-MX"/>
-          <w14:ligatures w14:val="standardContextual"/>
-        </w:rPr>
-        <w:t>Descripción general de los modelos</w:t>
-      </w:r>
-      <w:r>
-        <w:rPr>
-          <w:kern w:val="2"/>
-          <w:sz w:val="24"/>
-          <w:szCs w:val="24"/>
-          <w:lang w:eastAsia="es-MX"/>
-          <w14:ligatures w14:val="standardContextual"/>
-        </w:rPr>
-        <w:t>,</w:t>
-      </w:r>
-      <w:r>
-        <w:rPr>
-          <w:kern w:val="2"/>
-          <w:sz w:val="24"/>
-          <w:szCs w:val="24"/>
-          <w:lang w:eastAsia="es-MX"/>
-          <w14:ligatures w14:val="standardContextual"/>
-        </w:rPr>
-        <w:t xml:space="preserve"> de las variables</w:t>
-      </w:r>
-      <w:r>
-        <w:rPr>
-          <w:kern w:val="2"/>
-          <w:sz w:val="24"/>
-          <w:szCs w:val="24"/>
-          <w:lang w:eastAsia="es-MX"/>
-          <w14:ligatures w14:val="standardContextual"/>
-        </w:rPr>
-        <w:t xml:space="preserve"> y del problema</w:t>
-      </w:r>
-      <w:r>
-        <w:rPr>
-          <w:kern w:val="2"/>
-          <w:sz w:val="24"/>
-          <w:szCs w:val="24"/>
-          <w:lang w:eastAsia="es-MX"/>
-          <w14:ligatures w14:val="standardContextual"/>
-        </w:rPr>
-        <w:t>;</w:t>
-      </w:r>
-    </w:p>
-    <w:p>
-      <w:pPr>
-        <w:pStyle w:val="ListParagraph"/>
-        <w:numPr>
-          <w:ilvl w:val="0"/>
-          <w:numId w:val="1"/>
-        </w:numPr>
-        <w:rPr>
-          <w:kern w:val="2"/>
-          <w:sz w:val="24"/>
-          <w:szCs w:val="24"/>
-          <w:lang w:eastAsia="es-MX"/>
-          <w14:ligatures w14:val="standardContextual"/>
-        </w:rPr>
-      </w:pPr>
-      <w:r>
-        <w:rPr>
-          <w:sz w:val="24"/>
-          <w:szCs w:val="24"/>
-        </w:rPr>
-        <w:t>E</w:t>
-      </w:r>
-      <w:r>
-        <w:rPr>
-          <w:sz w:val="24"/>
-          <w:szCs w:val="24"/>
-        </w:rPr>
-        <w:t>l esquema de evaluación del desempeño predictivo de los modelos;</w:t>
-      </w:r>
-    </w:p>
-    <w:p>
-      <w:pPr>
-        <w:pStyle w:val="ListParagraph"/>
-        <w:numPr>
-          <w:ilvl w:val="0"/>
-          <w:numId w:val="1"/>
-        </w:numPr>
-        <w:rPr>
-          <w:sz w:val="24"/>
-          <w:szCs w:val="24"/>
-        </w:rPr>
-      </w:pPr>
-      <w:r>
-        <w:rPr>
-          <w:sz w:val="24"/>
-          <w:szCs w:val="24"/>
-        </w:rPr>
-        <w:t>L</w:t>
-      </w:r>
-      <w:r>
-        <w:rPr>
-          <w:sz w:val="24"/>
-          <w:szCs w:val="24"/>
-        </w:rPr>
-        <w:t>as conclusiones del análisis;</w:t>
-      </w:r>
-    </w:p>
-    <w:p>
-      <w:pPr>
-        <w:pStyle w:val="ListParagraph"/>
-        <w:numPr>
-          <w:ilvl w:val="0"/>
-          <w:numId w:val="1"/>
-        </w:numPr>
-        <w:rPr>
-          <w:sz w:val="24"/>
-          <w:szCs w:val="24"/>
-        </w:rPr>
-      </w:pPr>
-      <w:r>
-        <w:rPr>
-          <w:sz w:val="24"/>
-          <w:szCs w:val="24"/>
-        </w:rPr>
-        <w:t>L</w:t>
-      </w:r>
-      <w:r>
-        <w:rPr>
-          <w:sz w:val="24"/>
-          <w:szCs w:val="24"/>
-        </w:rPr>
-        <w:t>a bibliografía consultada.</w:t>
-      </w:r>
-    </w:p>
-    <w:p>
-      <w:pPr>
-        <w:spacing w:after="0" w:line="240" w:lineRule="auto"/>
-        <w:ind w:left="567"/>
-        <w:rPr>
-          <w:rFonts w:cstheme="minorHAnsi"/>
-          <w:b/>
-          <w:bCs/>
-          <w:sz w:val="24"/>
-          <w:szCs w:val="24"/>
-        </w:rPr>
-      </w:pPr>
-      <w:r>
-        <w:rPr>
-          <w:rFonts w:cstheme="minorHAnsi"/>
-          <w:b/>
-          <w:bCs/>
-          <w:sz w:val="24"/>
-          <w:szCs w:val="24"/>
-        </w:rPr>
-        <w:t xml:space="preserve"> </w:t>
-      </w:r>
-    </w:p>
-    <w:p>
-      <w:pPr>
-        <w:spacing w:after="0" w:line="240" w:lineRule="auto"/>
-        <w:ind w:left="567"/>
-        <w:rPr>
-          <w:rFonts w:cstheme="minorHAnsi"/>
-          <w:b/>
-          <w:bCs/>
-          <w:sz w:val="24"/>
-          <w:szCs w:val="24"/>
-        </w:rPr>
-      </w:pPr>
     </w:p>
     <w:sectPr>
       <w:pgSz w:w="12240" w:h="15840"/>
